--- a/server/templates/faculty-loading-template.docx
+++ b/server/templates/faculty-loading-template.docx
@@ -2440,6 +2440,9 @@
                 <w:szCs w:val="20"/>
               </w:rPr>
             </w:pPr>
+            <w:r>
+              <w:t>{deanSignatureMarker}</w:t>
+            </w:r>
           </w:p>
         </w:tc>
         <w:tc>
@@ -2474,6 +2477,9 @@
                 <w:szCs w:val="20"/>
               </w:rPr>
             </w:pPr>
+            <w:r>
+              <w:t>{vpaaSignatureMarker}</w:t>
+            </w:r>
           </w:p>
         </w:tc>
       </w:tr>
@@ -2585,7 +2591,7 @@
                 <w:bCs/>
                 <w:u w:val="single"/>
               </w:rPr>
-              <w:t/>
+              <w:t>{deanName}</w:t>
             </w:r>
           </w:p>
         </w:tc>
@@ -2684,7 +2690,7 @@
                 <w:bCs/>
                 <w:u w:val="single"/>
               </w:rPr>
-              <w:t/>
+              <w:t>{vpaaName}</w:t>
             </w:r>
             <w:proofErr w:type="spellStart"/>
             <w:proofErr w:type="gramStart"/>

--- a/server/templates/faculty-loading-template.docx
+++ b/server/templates/faculty-loading-template.docx
@@ -3270,6 +3270,13 @@
               <w:szCs w:val="20"/>
             </w:rPr>
           </w:pPr>
+          <w:r>
+            <w:rPr>
+              <w:sz w:val="20"/>
+              <w:szCs w:val="20"/>
+            </w:rPr>
+            <w:t>{chairInitial}</w:t>
+          </w:r>
         </w:p>
       </w:tc>
       <w:tc>
@@ -3323,6 +3330,13 @@
               <w:szCs w:val="20"/>
             </w:rPr>
           </w:pPr>
+          <w:r>
+            <w:rPr>
+              <w:sz w:val="20"/>
+              <w:szCs w:val="20"/>
+            </w:rPr>
+            <w:t>{deanInitialDisplay}</w:t>
+          </w:r>
         </w:p>
       </w:tc>
       <w:tc>
@@ -3433,7 +3447,7 @@
               <w:sz w:val="20"/>
               <w:szCs w:val="20"/>
             </w:rPr>
-            <w:t>/         /</w:t>
+            <w:t xml:space="preserve">{chairDateDisplay}</w:t>
           </w:r>
         </w:p>
       </w:tc>
@@ -3496,7 +3510,7 @@
               <w:sz w:val="20"/>
               <w:szCs w:val="20"/>
             </w:rPr>
-            <w:t>/         /</w:t>
+            <w:t xml:space="preserve">{deanDateDisplay}</w:t>
           </w:r>
         </w:p>
       </w:tc>

--- a/server/templates/faculty-loading-template.docx
+++ b/server/templates/faculty-loading-template.docx
@@ -2461,6 +2461,9 @@
                 <w:szCs w:val="20"/>
               </w:rPr>
             </w:pPr>
+            <w:r>
+              <w:t>{reviewerSignatureMarker}</w:t>
+            </w:r>
           </w:p>
         </w:tc>
         <w:tc>
@@ -2640,7 +2643,7 @@
                 <w:bCs/>
                 <w:u w:val="single"/>
               </w:rPr>
-              <w:t/>
+              <w:t>{reviewerName}</w:t>
             </w:r>
           </w:p>
         </w:tc>
@@ -3395,6 +3398,13 @@
               <w:szCs w:val="20"/>
             </w:rPr>
           </w:pPr>
+          <w:r>
+            <w:rPr>
+              <w:sz w:val="20"/>
+              <w:szCs w:val="20"/>
+            </w:rPr>
+            <w:t>{reviewerInitialDisplay}</w:t>
+          </w:r>
         </w:p>
       </w:tc>
     </w:tr>
@@ -3576,7 +3586,7 @@
               <w:sz w:val="20"/>
               <w:szCs w:val="20"/>
             </w:rPr>
-            <w:t>/         /</w:t>
+            <w:t xml:space="preserve">{reviewerDateDisplay}</w:t>
           </w:r>
         </w:p>
       </w:tc>
